--- a/combined_quadrat_variable_guide.docx
+++ b/combined_quadrat_variable_guide.docx
@@ -1,791 +1,630 @@
 
 <file path=word/document.xml><?xml version="1.0" encoding="utf-8"?>
-<w:document xmlns:wpc="http://schemas.microsoft.com/office/word/2010/wordprocessingCanvas" xmlns:cx="http://schemas.microsoft.com/office/drawing/2014/chartex" xmlns:cx1="http://schemas.microsoft.com/office/drawing/2015/9/8/chartex" xmlns:cx2="http://schemas.microsoft.com/office/drawing/2015/10/21/chartex" xmlns:cx3="http://schemas.microsoft.com/office/drawing/2016/5/9/chartex" xmlns:cx4="http://schemas.microsoft.com/office/drawing/2016/5/10/chartex" xmlns:cx5="http://schemas.microsoft.com/office/drawing/2016/5/11/chartex" xmlns:cx6="http://schemas.microsoft.com/office/drawing/2016/5/12/chartex" xmlns:cx7="http://schemas.microsoft.com/office/drawing/2016/5/13/chartex" xmlns:cx8="http://schemas.microsoft.com/office/drawing/2016/5/14/chartex" xmlns:mc="http://schemas.openxmlformats.org/markup-compatibility/2006" xmlns:aink="http://schemas.microsoft.com/office/drawing/2016/ink" xmlns:am3d="http://schemas.microsoft.com/office/drawing/2017/model3d" xmlns:o="urn:schemas-microsoft-com:office:office" xmlns:r="http://schemas.openxmlformats.org/officeDocument/2006/relationships" xmlns:m="http://schemas.openxmlformats.org/officeDocument/2006/math" xmlns:v="urn:schemas-microsoft-com:vml" xmlns:wp14="http://schemas.microsoft.com/office/word/2010/wordprocessingDrawing" xmlns:wp="http://schemas.openxmlformats.org/drawingml/2006/wordprocessingDrawing" xmlns:w10="urn:schemas-microsoft-com:office:word" xmlns:w="http://schemas.openxmlformats.org/wordprocessingml/2006/main" xmlns:w14="http://schemas.microsoft.com/office/word/2010/wordml" xmlns:w15="http://schemas.microsoft.com/office/word/2012/wordml" xmlns:w16cid="http://schemas.microsoft.com/office/word/2016/wordml/cid" xmlns:w16se="http://schemas.microsoft.com/office/word/2015/wordml/symex" xmlns:wpg="http://schemas.microsoft.com/office/word/2010/wordprocessingGroup" xmlns:wpi="http://schemas.microsoft.com/office/word/2010/wordprocessingInk" xmlns:wne="http://schemas.microsoft.com/office/word/2006/wordml" xmlns:wps="http://schemas.microsoft.com/office/word/2010/wordprocessingShape" mc:Ignorable="w14 w15 w16se w16cid wp14">
+<w:document xmlns:wpc="http://schemas.microsoft.com/office/word/2010/wordprocessingCanvas" xmlns:cx="http://schemas.microsoft.com/office/drawing/2014/chartex" xmlns:cx1="http://schemas.microsoft.com/office/drawing/2015/9/8/chartex" xmlns:cx2="http://schemas.microsoft.com/office/drawing/2015/10/21/chartex" xmlns:cx3="http://schemas.microsoft.com/office/drawing/2016/5/9/chartex" xmlns:cx4="http://schemas.microsoft.com/office/drawing/2016/5/10/chartex" xmlns:cx5="http://schemas.microsoft.com/office/drawing/2016/5/11/chartex" xmlns:cx6="http://schemas.microsoft.com/office/drawing/2016/5/12/chartex" xmlns:cx7="http://schemas.microsoft.com/office/drawing/2016/5/13/chartex" xmlns:cx8="http://schemas.microsoft.com/office/drawing/2016/5/14/chartex" xmlns:mc="http://schemas.openxmlformats.org/markup-compatibility/2006" xmlns:aink="http://schemas.microsoft.com/office/drawing/2016/ink" xmlns:am3d="http://schemas.microsoft.com/office/drawing/2017/model3d" xmlns:o="urn:schemas-microsoft-com:office:office" xmlns:r="http://schemas.openxmlformats.org/officeDocument/2006/relationships" xmlns:m="http://schemas.openxmlformats.org/officeDocument/2006/math" xmlns:v="urn:schemas-microsoft-com:vml" xmlns:wp14="http://schemas.microsoft.com/office/word/2010/wordprocessingDrawing" xmlns:wp="http://schemas.openxmlformats.org/drawingml/2006/wordprocessingDrawing" xmlns:w10="urn:schemas-microsoft-com:office:word" xmlns:w="http://schemas.openxmlformats.org/wordprocessingml/2006/main" xmlns:w14="http://schemas.microsoft.com/office/word/2010/wordml" xmlns:w15="http://schemas.microsoft.com/office/word/2012/wordml" xmlns:w16cex="http://schemas.microsoft.com/office/word/2018/wordml/cex" xmlns:w16cid="http://schemas.microsoft.com/office/word/2016/wordml/cid" xmlns:w16="http://schemas.microsoft.com/office/word/2018/wordml" xmlns:w16se="http://schemas.microsoft.com/office/word/2015/wordml/symex" xmlns:wpg="http://schemas.microsoft.com/office/word/2010/wordprocessingGroup" xmlns:wpi="http://schemas.microsoft.com/office/word/2010/wordprocessingInk" xmlns:wne="http://schemas.microsoft.com/office/word/2006/wordml" xmlns:wps="http://schemas.microsoft.com/office/word/2010/wordprocessingShape" mc:Ignorable="w14 w15 w16se w16cid w16 w16cex wp14">
   <w:body>
     <w:p>
       <w:pPr>
-        <w:pStyle w:val="Heading1"/>
-      </w:pPr>
-      <w:r>
-        <w:t>Combined Quadrat Analysis Tables</w:t>
-      </w:r>
-    </w:p>
-    <w:p>
-      <w:r>
-        <w:t>User-friendly variable guide for quadrat_analysis_10m.csv, quadrat_analysis_20m.csv, and quadrat_analysis_50m.csv</w:t>
-      </w:r>
-    </w:p>
-    <w:p>
-      <w:r>
-        <w:t>Last updated: 2026-06-24</w:t>
-      </w:r>
-    </w:p>
-    <w:p>
-      <w:pPr>
-        <w:pStyle w:val="Heading1"/>
-      </w:pPr>
-      <w:r>
-        <w:t>What Is Included</w:t>
-      </w:r>
-    </w:p>
-    <w:p>
-      <w:r>
-        <w:t>Each CSV contains one row per quadrat and 24 value columns. The tables retain identifiers, quadrat center coordinates, species diversity summaries, phylogenetic diversity summaries, spectral heterogeneity metrics, and environmental/topographic metrics.</w:t>
-      </w:r>
-    </w:p>
-    <w:p>
-      <w:r>
-        <w:t>- 1</w:t>
-      </w:r>
-      <w:r>
-        <w:t>0 m table: 2,000 quadrats</w:t>
-      </w:r>
-    </w:p>
-    <w:p>
-      <w:r>
-        <w:t>- 20 m table: 500 quadrats</w:t>
-      </w:r>
-    </w:p>
-    <w:p>
-      <w:r>
-        <w:t>- 50 m table: 80 quadrats</w:t>
-      </w:r>
-    </w:p>
-    <w:p>
-      <w:r>
-        <w:t>- Center coordinates use NAD83 / UTM zone 16N and come from plant-diversity shapefile polygon centroids.</w:t>
-      </w:r>
-    </w:p>
-    <w:p>
-      <w:pPr>
-        <w:pStyle w:val="Heading1"/>
-      </w:pPr>
-      <w:r>
-        <w:t>What Is Excluded</w:t>
-      </w:r>
-    </w:p>
-    <w:p>
-      <w:r>
-        <w:t>The combined CSVs intentionally omit fields that are us</w:t>
-      </w:r>
-      <w:r>
-        <w:t>eful for processing diagnostics but not requested for the value-only analysis tables.</w:t>
-      </w:r>
-    </w:p>
-    <w:p>
-      <w:r>
-        <w:t>- Per-species composition columns using species codes</w:t>
-      </w:r>
-    </w:p>
-    <w:p>
-      <w:r>
-        <w:t>- Pixel counts, pair counts, and bootstrap replicate columns</w:t>
-      </w:r>
-    </w:p>
-    <w:p>
-      <w:r>
-        <w:t>- Processing method fields, manual exclusion flags, and</w:t>
-      </w:r>
-      <w:r>
-        <w:t xml:space="preserve"> geometry columns</w:t>
-      </w:r>
-    </w:p>
-    <w:p>
-      <w:r>
-        <w:t xml:space="preserve">- Original source identifier duplicates such as Name and </w:t>
-      </w:r>
-      <w:proofErr w:type="spellStart"/>
-      <w:r>
-        <w:t>sub_id</w:t>
-      </w:r>
-      <w:proofErr w:type="spellEnd"/>
-    </w:p>
-    <w:p>
-      <w:r>
-        <w:t xml:space="preserve">If per-species composition values are needed later, use the original plant-diversity files in </w:t>
-      </w:r>
-      <w:proofErr w:type="spellStart"/>
-      <w:r>
-        <w:t>Indices_SHPs</w:t>
-      </w:r>
-      <w:proofErr w:type="spellEnd"/>
-      <w:r>
-        <w:t>/</w:t>
-      </w:r>
-      <w:proofErr w:type="spellStart"/>
-      <w:r>
-        <w:t>Diversity_SHPs</w:t>
-      </w:r>
-      <w:proofErr w:type="spellEnd"/>
-      <w:r>
-        <w:t>/</w:t>
-      </w:r>
-      <w:proofErr w:type="spellStart"/>
-      <w:r>
-        <w:t>plant_diversity</w:t>
-      </w:r>
-      <w:proofErr w:type="spellEnd"/>
-      <w:r>
-        <w:t>_*m.csv.</w:t>
-      </w:r>
-    </w:p>
-    <w:p>
-      <w:pPr>
-        <w:pStyle w:val="Heading1"/>
-      </w:pPr>
-      <w:r>
-        <w:t>Identifier and Coordinate Co</w:t>
-      </w:r>
-      <w:r>
-        <w:t>lumns</w:t>
-      </w:r>
-    </w:p>
-    <w:p>
-      <w:pPr>
-        <w:pStyle w:val="Heading2"/>
-      </w:pPr>
-      <w:proofErr w:type="spellStart"/>
-      <w:r>
-        <w:t>quad_id</w:t>
-      </w:r>
-      <w:proofErr w:type="spellEnd"/>
-      <w:r>
-        <w:t xml:space="preserve"> - Scale-aware quadrat identifier.</w:t>
-      </w:r>
-    </w:p>
-    <w:p>
-      <w:r>
-        <w:t>How calculated: Carried from the aligned source tables and used for all joins.</w:t>
-      </w:r>
-    </w:p>
-    <w:p>
-      <w:pPr>
-        <w:pStyle w:val="Heading2"/>
-      </w:pPr>
-      <w:r>
-        <w:t>scale - Quadrat grain: 10m, 20m, or 50m.</w:t>
-      </w:r>
-    </w:p>
-    <w:p>
-      <w:r>
-        <w:t>How calculated: Assigned from the scale-specific source table.</w:t>
-      </w:r>
-    </w:p>
-    <w:p>
-      <w:pPr>
-        <w:pStyle w:val="Heading2"/>
-      </w:pPr>
-      <w:proofErr w:type="spellStart"/>
-      <w:r>
-        <w:t>center_x</w:t>
-      </w:r>
-      <w:proofErr w:type="spellEnd"/>
-      <w:r>
-        <w:t xml:space="preserve"> - X coordinate o</w:t>
-      </w:r>
-      <w:r>
-        <w:t>f the quadrat center.</w:t>
-      </w:r>
-    </w:p>
-    <w:p>
-      <w:r>
-        <w:t>How calculated: Calculated as the polygon centroid X coordinate from the plant-diversity shapefile.</w:t>
-      </w:r>
-    </w:p>
-    <w:p>
-      <w:pPr>
-        <w:pStyle w:val="Heading2"/>
-      </w:pPr>
-      <w:proofErr w:type="spellStart"/>
-      <w:r>
-        <w:t>center_y</w:t>
-      </w:r>
-      <w:proofErr w:type="spellEnd"/>
-      <w:r>
-        <w:t xml:space="preserve"> - Y coordinate of the quadrat center.</w:t>
-      </w:r>
-    </w:p>
-    <w:p>
-      <w:r>
-        <w:t>How calculated: Calculated as the polygon centroid Y coordinate from the plant-diversit</w:t>
-      </w:r>
-      <w:r>
-        <w:t>y shapefile.</w:t>
-      </w:r>
-    </w:p>
-    <w:p>
-      <w:pPr>
-        <w:pStyle w:val="Heading1"/>
-      </w:pPr>
-      <w:r>
-        <w:lastRenderedPageBreak/>
-        <w:t>Species and Phylogenetic Diversity Columns</w:t>
-      </w:r>
-    </w:p>
-    <w:p>
-      <w:pPr>
-        <w:pStyle w:val="Heading2"/>
-      </w:pPr>
-      <w:proofErr w:type="spellStart"/>
-      <w:r>
-        <w:t>sp_rich</w:t>
-      </w:r>
-      <w:proofErr w:type="spellEnd"/>
-      <w:r>
-        <w:t xml:space="preserve"> - Species richness.</w:t>
-      </w:r>
-    </w:p>
-    <w:p>
-      <w:r>
-        <w:t>How calculated: Number of species with positive crown-overlap values in the quadrat.</w:t>
-      </w:r>
-    </w:p>
-    <w:p>
-      <w:pPr>
-        <w:pStyle w:val="Heading2"/>
-      </w:pPr>
-      <w:proofErr w:type="spellStart"/>
-      <w:r>
-        <w:t>sp_shannon</w:t>
-      </w:r>
-      <w:proofErr w:type="spellEnd"/>
-      <w:r>
-        <w:t xml:space="preserve"> - Shannon species diversity.</w:t>
-      </w:r>
-    </w:p>
-    <w:p>
-      <w:r>
-        <w:t>How calculated: Calculated from positive species crown-overlap proportions.</w:t>
-      </w:r>
-    </w:p>
-    <w:p>
-      <w:pPr>
-        <w:pStyle w:val="Heading2"/>
-      </w:pPr>
-      <w:proofErr w:type="spellStart"/>
-      <w:r>
-        <w:t>sp_simpson</w:t>
-      </w:r>
-      <w:proofErr w:type="spellEnd"/>
-      <w:r>
-        <w:t xml:space="preserve"> - Simpson species diversity.</w:t>
-      </w:r>
-    </w:p>
-    <w:p>
-      <w:r>
-        <w:t>How calculated: Calculated as 1 minus the sum of squared proportional species abundances.</w:t>
-      </w:r>
-    </w:p>
-    <w:p>
-      <w:pPr>
-        <w:pStyle w:val="Heading2"/>
-      </w:pPr>
-      <w:proofErr w:type="spellStart"/>
-      <w:r>
-        <w:t>sp_even</w:t>
-      </w:r>
-      <w:proofErr w:type="spellEnd"/>
-      <w:r>
-        <w:t xml:space="preserve"> - Species evenness.</w:t>
-      </w:r>
-    </w:p>
-    <w:p>
-      <w:r>
-        <w:t>How calculated: Calcul</w:t>
-      </w:r>
-      <w:r>
-        <w:t>ated as Shannon diversity divided by log richness when richness is greater than 1.</w:t>
-      </w:r>
-    </w:p>
-    <w:p>
-      <w:pPr>
-        <w:pStyle w:val="Heading2"/>
-      </w:pPr>
-      <w:proofErr w:type="spellStart"/>
-      <w:r>
-        <w:t>phy_faith</w:t>
-      </w:r>
-      <w:proofErr w:type="spellEnd"/>
-      <w:r>
-        <w:t xml:space="preserve"> - Faith's phylogenetic diversity.</w:t>
-      </w:r>
-    </w:p>
-    <w:p>
-      <w:r>
-        <w:t>How calculated: Calculated as summed branch length for species present in the quadrat.</w:t>
-      </w:r>
-    </w:p>
-    <w:p>
-      <w:pPr>
-        <w:pStyle w:val="Heading2"/>
-      </w:pPr>
-      <w:proofErr w:type="spellStart"/>
-      <w:r>
-        <w:t>phy_rao</w:t>
-      </w:r>
-      <w:proofErr w:type="spellEnd"/>
-      <w:r>
-        <w:t xml:space="preserve"> - Rao phylogenetic diversity.</w:t>
-      </w:r>
-    </w:p>
-    <w:p>
-      <w:r>
-        <w:t xml:space="preserve">How </w:t>
-      </w:r>
-      <w:r>
-        <w:t>calculated: Calculated from species crown-overlap weights and phylogenetic distances.</w:t>
-      </w:r>
-    </w:p>
-    <w:p>
-      <w:pPr>
-        <w:pStyle w:val="Heading2"/>
-      </w:pPr>
-      <w:proofErr w:type="spellStart"/>
-      <w:r>
-        <w:t>phy_afaith</w:t>
-      </w:r>
-      <w:proofErr w:type="spellEnd"/>
-      <w:r>
-        <w:t xml:space="preserve"> - Abundance-weighted Faith's phylogenetic diversity.</w:t>
-      </w:r>
-    </w:p>
-    <w:p>
-      <w:r>
-        <w:t>How calculated: Calculated by weighting phylogenetic branch lengths by species crown-overlap values.</w:t>
-      </w:r>
-    </w:p>
-    <w:p>
-      <w:pPr>
-        <w:pStyle w:val="Heading1"/>
-      </w:pPr>
-      <w:r>
-        <w:t>Spect</w:t>
-      </w:r>
-      <w:r>
-        <w:t>ral Heterogeneity Columns</w:t>
-      </w:r>
-    </w:p>
-    <w:p>
-      <w:pPr>
-        <w:pStyle w:val="Heading2"/>
-      </w:pPr>
-      <w:proofErr w:type="spellStart"/>
-      <w:r>
-        <w:t>spec_sa</w:t>
-      </w:r>
-      <w:proofErr w:type="spellEnd"/>
-      <w:r>
-        <w:t xml:space="preserve"> - Spectral angle entropy.</w:t>
-      </w:r>
-    </w:p>
-    <w:p>
-      <w:r>
-        <w:t>How calculated: Primary entropy value from sunlit, shadow-masked smoothed 5 nm spectra; exact all-pixel entropy where feasible, otherwise the bootstrap mean.</w:t>
-      </w:r>
-    </w:p>
-    <w:p>
-      <w:pPr>
-        <w:pStyle w:val="Heading2"/>
-      </w:pPr>
-      <w:proofErr w:type="spellStart"/>
-      <w:r>
-        <w:t>spec_pca_mean</w:t>
-      </w:r>
-      <w:proofErr w:type="spellEnd"/>
-      <w:r>
-        <w:t xml:space="preserve"> - Mean PCA-space spectra</w:t>
-      </w:r>
-      <w:r>
-        <w:t>l distance.</w:t>
-      </w:r>
-    </w:p>
-    <w:p>
-      <w:r>
-        <w:t>How calculated: Mean Euclidean distance of retained pixels from the quadrat centroid in global PC1-PC3 spectral space.</w:t>
-      </w:r>
-    </w:p>
-    <w:p>
-      <w:pPr>
-        <w:pStyle w:val="Heading2"/>
-      </w:pPr>
-      <w:proofErr w:type="spellStart"/>
-      <w:r>
-        <w:t>spec_pca_med</w:t>
-      </w:r>
-      <w:proofErr w:type="spellEnd"/>
-      <w:r>
-        <w:t xml:space="preserve"> - Median PCA-space spectral distance.</w:t>
-      </w:r>
-    </w:p>
-    <w:p>
-      <w:r>
-        <w:t>How calculated: Median Euclidean distance of retained pixels from the quad</w:t>
-      </w:r>
-      <w:r>
-        <w:t>rat centroid in global PC1-PC3 spectral space.</w:t>
-      </w:r>
-    </w:p>
-    <w:p>
-      <w:pPr>
-        <w:pStyle w:val="Heading2"/>
-      </w:pPr>
-      <w:proofErr w:type="spellStart"/>
-      <w:r>
-        <w:t>spec_pca_sd</w:t>
-      </w:r>
-      <w:proofErr w:type="spellEnd"/>
-      <w:r>
-        <w:t xml:space="preserve"> - Standard deviation of PCA-space spectral distances.</w:t>
-      </w:r>
-    </w:p>
-    <w:p>
-      <w:r>
-        <w:t>How calculated: Standard deviation of Euclidean distances of retained pixels from the quadrat centroid in global PC1-PC3 spectral space.</w:t>
-      </w:r>
-    </w:p>
-    <w:p>
-      <w:pPr>
-        <w:pStyle w:val="Heading2"/>
-      </w:pPr>
-      <w:proofErr w:type="spellStart"/>
-      <w:r>
-        <w:t>spec_r</w:t>
-      </w:r>
-      <w:r>
-        <w:t>ao_q</w:t>
-      </w:r>
-      <w:proofErr w:type="spellEnd"/>
-      <w:r>
-        <w:t xml:space="preserve"> - Rao's Q in spectral PCA space.</w:t>
-      </w:r>
-    </w:p>
-    <w:p>
-      <w:r>
-        <w:t>How calculated: Calculated with equal pixel weights and squared Euclidean distance in global PC1-PC3 space.</w:t>
-      </w:r>
-    </w:p>
-    <w:p>
-      <w:pPr>
-        <w:pStyle w:val="Heading2"/>
-      </w:pPr>
-      <w:proofErr w:type="spellStart"/>
-      <w:r>
-        <w:lastRenderedPageBreak/>
-        <w:t>spec_alpha</w:t>
-      </w:r>
-      <w:proofErr w:type="spellEnd"/>
-      <w:r>
-        <w:t xml:space="preserve"> - Alpha-hull area in PC1-PC2 space.</w:t>
-      </w:r>
-    </w:p>
-    <w:p>
-      <w:r>
-        <w:t>How calculated: Calculated as alpha-hull area in global PC1-PC2 spectral space.</w:t>
-      </w:r>
-    </w:p>
-    <w:p>
-      <w:pPr>
-        <w:pStyle w:val="Heading2"/>
-      </w:pPr>
-      <w:proofErr w:type="spellStart"/>
-      <w:r>
-        <w:t>spec_convex</w:t>
-      </w:r>
-      <w:proofErr w:type="spellEnd"/>
-      <w:r>
-        <w:t xml:space="preserve"> - Convex-hull area in PC1-PC2 space.</w:t>
-      </w:r>
-    </w:p>
-    <w:p>
-      <w:r>
-        <w:t>How calculated: Calculated as convex-hull area in global PC1-PC2 spectral space.</w:t>
-      </w:r>
-    </w:p>
-    <w:p>
-      <w:pPr>
-        <w:pStyle w:val="Heading2"/>
-      </w:pPr>
-      <w:r>
-        <w:t xml:space="preserve">spec_hull3d_v - Convex-hull volume in PC1-PC3 </w:t>
-      </w:r>
-      <w:r>
-        <w:t>space.</w:t>
-      </w:r>
-    </w:p>
-    <w:p>
-      <w:r>
-        <w:t>How calculated: Calculated as convex-hull volume in global PC1-PC3 spectral space.</w:t>
-      </w:r>
-    </w:p>
-    <w:p>
-      <w:pPr>
-        <w:pStyle w:val="Heading2"/>
-      </w:pPr>
-      <w:r>
-        <w:t>spec_hull3d_a - Convex-hull surface area in PC1-PC3 space.</w:t>
-      </w:r>
-    </w:p>
-    <w:p>
-      <w:r>
-        <w:t>How calculated: Calculated as convex-hull surface area in global PC1-PC3 spectral space.</w:t>
-      </w:r>
-    </w:p>
-    <w:p>
-      <w:pPr>
-        <w:pStyle w:val="Heading1"/>
-      </w:pPr>
-      <w:r>
-        <w:t>Environmental and Topographic Columns</w:t>
-      </w:r>
-    </w:p>
-    <w:p>
-      <w:pPr>
-        <w:pStyle w:val="Heading2"/>
-      </w:pPr>
-      <w:proofErr w:type="spellStart"/>
-      <w:r>
-        <w:t>env_elev</w:t>
-      </w:r>
-      <w:proofErr w:type="spellEnd"/>
-      <w:r>
-        <w:t xml:space="preserve"> - Mean elevation.</w:t>
-      </w:r>
-    </w:p>
-    <w:p>
-      <w:r>
-        <w:t>How calculated: Mean DTM elevation within each quadrat, in meters.</w:t>
-      </w:r>
-    </w:p>
-    <w:p>
-      <w:pPr>
-        <w:pStyle w:val="Heading2"/>
-      </w:pPr>
-      <w:r>
-        <w:t>env_tri5 - Mean fine-window topographic roughness.</w:t>
-      </w:r>
-    </w:p>
-    <w:p>
-      <w:r>
-        <w:t>How calculated: Mean Riley topographic roughness index from a 5x5 DTM mov</w:t>
-      </w:r>
-      <w:r>
-        <w:t>ing window.</w:t>
-      </w:r>
-    </w:p>
-    <w:p>
-      <w:pPr>
-        <w:pStyle w:val="Heading2"/>
-      </w:pPr>
-      <w:r>
-        <w:t>env_tri11 - Mean medium-window topographic roughness.</w:t>
-      </w:r>
-    </w:p>
-    <w:p>
-      <w:r>
-        <w:t>How calculated: Mean Riley topographic roughness index from an 11x11 DTM moving window.</w:t>
-      </w:r>
-    </w:p>
-    <w:p>
-      <w:pPr>
-        <w:pStyle w:val="Heading2"/>
-      </w:pPr>
-      <w:r>
-        <w:t>env_tri21 - Mean broad-window topographic roughness.</w:t>
-      </w:r>
-    </w:p>
-    <w:p>
-      <w:r>
-        <w:t xml:space="preserve">How calculated: Mean Riley topographic roughness </w:t>
-      </w:r>
-      <w:r>
-        <w:t>index from a 21x21 DTM moving window.</w:t>
-      </w:r>
-    </w:p>
-    <w:p>
-      <w:pPr>
-        <w:pStyle w:val="Heading1"/>
-      </w:pPr>
-      <w:r>
-        <w:t>Validation Snapshot</w:t>
-      </w:r>
-    </w:p>
-    <w:p>
-      <w:r>
-        <w:t xml:space="preserve">- 10 m: 2,000 rows, 24 columns, 0 duplicate quad IDs, 97 missing </w:t>
-      </w:r>
-      <w:proofErr w:type="spellStart"/>
-      <w:r>
-        <w:t>spec_sa</w:t>
-      </w:r>
-      <w:proofErr w:type="spellEnd"/>
-      <w:r>
-        <w:t xml:space="preserve"> values, 256 missing </w:t>
-      </w:r>
-      <w:proofErr w:type="spellStart"/>
-      <w:r>
-        <w:t>spec_pca_mean</w:t>
-      </w:r>
-      <w:proofErr w:type="spellEnd"/>
-      <w:r>
-        <w:t xml:space="preserve"> values, and 0 missing elevation values.</w:t>
-      </w:r>
-    </w:p>
-    <w:p>
-      <w:r>
-        <w:t>- 20 m: 500 rows, 24 columns, 0 duplicate quad IDs,</w:t>
-      </w:r>
-      <w:r>
-        <w:t xml:space="preserve"> 15 missing </w:t>
-      </w:r>
-      <w:proofErr w:type="spellStart"/>
-      <w:r>
-        <w:t>spec_sa</w:t>
-      </w:r>
-      <w:proofErr w:type="spellEnd"/>
-      <w:r>
-        <w:t xml:space="preserve"> values, 64 missing </w:t>
-      </w:r>
-      <w:proofErr w:type="spellStart"/>
-      <w:r>
-        <w:t>spec_pca_mean</w:t>
-      </w:r>
-      <w:proofErr w:type="spellEnd"/>
-      <w:r>
-        <w:t xml:space="preserve"> values, and 0 missing elevation values.</w:t>
-      </w:r>
-    </w:p>
-    <w:p>
-      <w:r>
-        <w:t xml:space="preserve">- 50 m: 80 rows, 24 columns, 0 duplicate quad IDs, 0 missing </w:t>
-      </w:r>
-      <w:proofErr w:type="spellStart"/>
-      <w:r>
-        <w:t>spec_sa</w:t>
-      </w:r>
-      <w:proofErr w:type="spellEnd"/>
-      <w:r>
-        <w:t xml:space="preserve"> values, 6 missing </w:t>
-      </w:r>
-      <w:proofErr w:type="spellStart"/>
-      <w:r>
-        <w:t>spec_pca_mean</w:t>
-      </w:r>
-      <w:proofErr w:type="spellEnd"/>
-      <w:r>
-        <w:t xml:space="preserve"> values, and 0 missing elevation values.</w:t>
-      </w:r>
-    </w:p>
-    <w:p>
-      <w:r>
-        <w:t>- No per-species compo</w:t>
-      </w:r>
-      <w:r>
-        <w:t>sition columns or metadata-style processing columns were detected in the regenerated CSVs.</w:t>
-      </w:r>
-    </w:p>
-    <w:p/>
-    <w:p>
-      <w:pPr>
-        <w:rPr>
-          <w:i/>
-        </w:rPr>
-      </w:pPr>
-      <w:r>
-        <w:rPr>
-          <w:i/>
-        </w:rPr>
-        <w:t xml:space="preserve">Note: the missing </w:t>
-      </w:r>
-      <w:proofErr w:type="spellStart"/>
-      <w:r>
-        <w:rPr>
-          <w:i/>
-        </w:rPr>
-        <w:t>pca</w:t>
-      </w:r>
-      <w:proofErr w:type="spellEnd"/>
-      <w:r>
-        <w:rPr>
-          <w:i/>
-        </w:rPr>
-        <w:t xml:space="preserve"> quad values are from manually excluding quads affected by atmospheric conditions before global PCA creation.</w:t>
-      </w:r>
-      <w:bookmarkStart w:id="0" w:name="_GoBack"/>
-      <w:bookmarkEnd w:id="0"/>
-    </w:p>
-    <w:p>
-      <w:pPr>
-        <w:pStyle w:val="Heading1"/>
-      </w:pPr>
-      <w:r>
-        <w:t>Source Files</w:t>
-      </w:r>
-    </w:p>
-    <w:p>
-      <w:r>
-        <w:t>- Spectral heterogeneity: Indices_SHPs/Spectral_diversitySHPs/spectral_heterogeneity_*_smooth_masked_5nm_summary.csv</w:t>
-      </w:r>
-    </w:p>
-    <w:p>
-      <w:r>
-        <w:lastRenderedPageBreak/>
-        <w:t>- Species and phylogenetic diversit</w:t>
-      </w:r>
-      <w:r>
-        <w:t xml:space="preserve">y: </w:t>
-      </w:r>
-      <w:proofErr w:type="spellStart"/>
-      <w:r>
-        <w:t>Indices_SHPs</w:t>
-      </w:r>
-      <w:proofErr w:type="spellEnd"/>
-      <w:r>
-        <w:t>/</w:t>
-      </w:r>
-      <w:proofErr w:type="spellStart"/>
-      <w:r>
-        <w:t>Diversity_SHPs</w:t>
-      </w:r>
-      <w:proofErr w:type="spellEnd"/>
-      <w:r>
-        <w:t>/plant_diversity_*m.csv</w:t>
-      </w:r>
-    </w:p>
-    <w:p>
-      <w:r>
-        <w:t xml:space="preserve">- Environmental/topographic values: </w:t>
-      </w:r>
-      <w:proofErr w:type="spellStart"/>
-      <w:r>
-        <w:t>Indices_SHPs</w:t>
-      </w:r>
-      <w:proofErr w:type="spellEnd"/>
-      <w:r>
-        <w:t>/</w:t>
-      </w:r>
-      <w:proofErr w:type="spellStart"/>
-      <w:r>
-        <w:t>Enviro_SHPs</w:t>
-      </w:r>
-      <w:proofErr w:type="spellEnd"/>
-      <w:r>
-        <w:t>/enviro_variables_*m.csv</w:t>
-      </w:r>
-    </w:p>
-    <w:p>
-      <w:r>
-        <w:t>- Reproducible join script: scripts/3_Analysis/</w:t>
-      </w:r>
-      <w:proofErr w:type="spellStart"/>
-      <w:r>
-        <w:t>combine_quadrat_analysis_</w:t>
-      </w:r>
-      <w:proofErr w:type="gramStart"/>
-      <w:r>
-        <w:t>tables.R</w:t>
-      </w:r>
-      <w:proofErr w:type="spellEnd"/>
-      <w:proofErr w:type="gramEnd"/>
+        <w:pStyle w:val="Titre1"/>
+      </w:pPr>
+      <w:r>
+        <w:t xml:space="preserve">Combined Quadrat Analysis Tables</w:t>
+      </w:r>
+    </w:p>
+    <w:p>
+      <w:pPr>
+        <w:pStyle w:val="Normal"/>
+      </w:pPr>
+      <w:r>
+        <w:t xml:space="preserve">User-friendly variable guide for quadrat_analysis_10m.csv, quadrat_analysis_20m.csv, and quadrat_analysis_50m.csv</w:t>
+      </w:r>
+    </w:p>
+    <w:p>
+      <w:pPr>
+        <w:pStyle w:val="Normal"/>
+      </w:pPr>
+      <w:r>
+        <w:t xml:space="preserve">Last updated: 2026-06-24</w:t>
+      </w:r>
+    </w:p>
+    <w:p>
+      <w:pPr>
+        <w:pStyle w:val="Titre1"/>
+      </w:pPr>
+      <w:r>
+        <w:t xml:space="preserve">What Is Included</w:t>
+      </w:r>
+    </w:p>
+    <w:p>
+      <w:pPr>
+        <w:pStyle w:val="Normal"/>
+      </w:pPr>
+      <w:r>
+        <w:t xml:space="preserve">Each CSV contains one row per quadrat and 24 value columns. The tables retain identifiers, quadrat center coordinates, species diversity summaries, phylogenetic diversity summaries, spectral heterogeneity metrics, and environmental/topographic metrics.</w:t>
+      </w:r>
+    </w:p>
+    <w:p>
+      <w:pPr>
+        <w:pStyle w:val="Normal"/>
+      </w:pPr>
+      <w:r>
+        <w:t xml:space="preserve">- 10 m table: 2,000 quadrats</w:t>
+      </w:r>
+    </w:p>
+    <w:p>
+      <w:pPr>
+        <w:pStyle w:val="Normal"/>
+      </w:pPr>
+      <w:r>
+        <w:t xml:space="preserve">- 20 m table: 500 quadrats</w:t>
+      </w:r>
+    </w:p>
+    <w:p>
+      <w:pPr>
+        <w:pStyle w:val="Normal"/>
+      </w:pPr>
+      <w:r>
+        <w:t xml:space="preserve">- 50 m table: 80 quadrats</w:t>
+      </w:r>
+    </w:p>
+    <w:p>
+      <w:pPr>
+        <w:pStyle w:val="Normal"/>
+      </w:pPr>
+      <w:r>
+        <w:t xml:space="preserve">- Center coordinates use NAD83 / UTM zone 16N and come from plant-diversity shapefile polygon centroids.</w:t>
+      </w:r>
+    </w:p>
+    <w:p>
+      <w:pPr>
+        <w:pStyle w:val="Titre1"/>
+      </w:pPr>
+      <w:r>
+        <w:t xml:space="preserve">What Is Excluded</w:t>
+      </w:r>
+    </w:p>
+    <w:p>
+      <w:pPr>
+        <w:pStyle w:val="Normal"/>
+      </w:pPr>
+      <w:r>
+        <w:t xml:space="preserve">The combined CSVs intentionally omit fields that are useful for processing diagnostics but not requested for the value-only analysis tables.</w:t>
+      </w:r>
+    </w:p>
+    <w:p>
+      <w:pPr>
+        <w:pStyle w:val="Normal"/>
+      </w:pPr>
+      <w:r>
+        <w:t xml:space="preserve">- Per-species composition columns using species codes</w:t>
+      </w:r>
+    </w:p>
+    <w:p>
+      <w:pPr>
+        <w:pStyle w:val="Normal"/>
+      </w:pPr>
+      <w:r>
+        <w:t xml:space="preserve">- Pixel counts, pair counts, and bootstrap replicate columns</w:t>
+      </w:r>
+    </w:p>
+    <w:p>
+      <w:pPr>
+        <w:pStyle w:val="Normal"/>
+      </w:pPr>
+      <w:r>
+        <w:t xml:space="preserve">- Processing method fields, manual exclusion flags, and geometry columns</w:t>
+      </w:r>
+    </w:p>
+    <w:p>
+      <w:pPr>
+        <w:pStyle w:val="Normal"/>
+      </w:pPr>
+      <w:r>
+        <w:t xml:space="preserve">- Original source identifier duplicates such as Name and sub_id</w:t>
+      </w:r>
+    </w:p>
+    <w:p>
+      <w:pPr>
+        <w:pStyle w:val="Normal"/>
+      </w:pPr>
+      <w:r>
+        <w:t xml:space="preserve">If per-species composition values are needed later, use the original plant-diversity files in Quad_Values/Diversity_SHPs/plant_diversity_*m.csv.</w:t>
+      </w:r>
+    </w:p>
+    <w:p>
+      <w:pPr>
+        <w:pStyle w:val="Titre1"/>
+      </w:pPr>
+      <w:r>
+        <w:t xml:space="preserve">Identifier and Coordinate Columns</w:t>
+      </w:r>
+    </w:p>
+    <w:p>
+      <w:pPr>
+        <w:pStyle w:val="Titre2"/>
+      </w:pPr>
+      <w:r>
+        <w:t xml:space="preserve">quad_id - Scale-aware quadrat identifier.</w:t>
+      </w:r>
+    </w:p>
+    <w:p>
+      <w:pPr>
+        <w:pStyle w:val="Normal"/>
+      </w:pPr>
+      <w:r>
+        <w:t xml:space="preserve">How calculated: Carried from the aligned source tables and used for all joins.</w:t>
+      </w:r>
+    </w:p>
+    <w:p>
+      <w:pPr>
+        <w:pStyle w:val="Titre2"/>
+      </w:pPr>
+      <w:r>
+        <w:t xml:space="preserve">scale - Quadrat grain: 10m, 20m, or 50m.</w:t>
+      </w:r>
+    </w:p>
+    <w:p>
+      <w:pPr>
+        <w:pStyle w:val="Normal"/>
+      </w:pPr>
+      <w:r>
+        <w:t xml:space="preserve">How calculated: Assigned from the scale-specific source table.</w:t>
+      </w:r>
+    </w:p>
+    <w:p>
+      <w:pPr>
+        <w:pStyle w:val="Titre2"/>
+      </w:pPr>
+      <w:r>
+        <w:t xml:space="preserve">center_x - X coordinate of the quadrat center.</w:t>
+      </w:r>
+    </w:p>
+    <w:p>
+      <w:pPr>
+        <w:pStyle w:val="Normal"/>
+      </w:pPr>
+      <w:r>
+        <w:t xml:space="preserve">How calculated: Calculated as the polygon centroid X coordinate from the plant-diversity shapefile.</w:t>
+      </w:r>
+    </w:p>
+    <w:p>
+      <w:pPr>
+        <w:pStyle w:val="Titre2"/>
+      </w:pPr>
+      <w:r>
+        <w:t xml:space="preserve">center_y - Y coordinate of the quadrat center.</w:t>
+      </w:r>
+    </w:p>
+    <w:p>
+      <w:pPr>
+        <w:pStyle w:val="Normal"/>
+      </w:pPr>
+      <w:r>
+        <w:t xml:space="preserve">How calculated: Calculated as the polygon centroid Y coordinate from the plant-diversity shapefile.</w:t>
+      </w:r>
+    </w:p>
+    <w:p>
+      <w:pPr>
+        <w:pStyle w:val="Titre1"/>
+      </w:pPr>
+      <w:r>
+        <w:t xml:space="preserve">Species and Phylogenetic Diversity Columns</w:t>
+      </w:r>
+    </w:p>
+    <w:p>
+      <w:pPr>
+        <w:pStyle w:val="Titre2"/>
+      </w:pPr>
+      <w:r>
+        <w:t xml:space="preserve">sp_rich - Species richness.</w:t>
+      </w:r>
+    </w:p>
+    <w:p>
+      <w:pPr>
+        <w:pStyle w:val="Normal"/>
+      </w:pPr>
+      <w:r>
+        <w:t xml:space="preserve">How calculated: Number of species with positive crown-overlap values in the quadrat.</w:t>
+      </w:r>
+    </w:p>
+    <w:p>
+      <w:pPr>
+        <w:pStyle w:val="Titre2"/>
+      </w:pPr>
+      <w:r>
+        <w:t xml:space="preserve">sp_shannon - Shannon species diversity.</w:t>
+      </w:r>
+    </w:p>
+    <w:p>
+      <w:pPr>
+        <w:pStyle w:val="Normal"/>
+      </w:pPr>
+      <w:r>
+        <w:t xml:space="preserve">How calculated: Calculated from positive species crown-overlap proportions.</w:t>
+      </w:r>
+    </w:p>
+    <w:p>
+      <w:pPr>
+        <w:pStyle w:val="Titre2"/>
+      </w:pPr>
+      <w:r>
+        <w:t xml:space="preserve">sp_simpson - Simpson species diversity.</w:t>
+      </w:r>
+    </w:p>
+    <w:p>
+      <w:pPr>
+        <w:pStyle w:val="Normal"/>
+      </w:pPr>
+      <w:r>
+        <w:t xml:space="preserve">How calculated: Calculated as 1 minus the sum of squared proportional species abundances.</w:t>
+      </w:r>
+    </w:p>
+    <w:p>
+      <w:pPr>
+        <w:pStyle w:val="Titre2"/>
+      </w:pPr>
+      <w:r>
+        <w:t xml:space="preserve">sp_even - Species evenness.</w:t>
+      </w:r>
+    </w:p>
+    <w:p>
+      <w:pPr>
+        <w:pStyle w:val="Normal"/>
+      </w:pPr>
+      <w:r>
+        <w:t xml:space="preserve">How calculated: Calculated as Shannon diversity divided by log richness when richness is greater than 1.</w:t>
+      </w:r>
+    </w:p>
+    <w:p>
+      <w:pPr>
+        <w:pStyle w:val="Titre2"/>
+      </w:pPr>
+      <w:r>
+        <w:t xml:space="preserve">phy_faith - Faith's phylogenetic diversity.</w:t>
+      </w:r>
+    </w:p>
+    <w:p>
+      <w:pPr>
+        <w:pStyle w:val="Normal"/>
+      </w:pPr>
+      <w:r>
+        <w:t xml:space="preserve">How calculated: Calculated as summed branch length for species present in the quadrat.</w:t>
+      </w:r>
+    </w:p>
+    <w:p>
+      <w:pPr>
+        <w:pStyle w:val="Titre2"/>
+      </w:pPr>
+      <w:r>
+        <w:t xml:space="preserve">phy_rao - Rao phylogenetic diversity.</w:t>
+      </w:r>
+    </w:p>
+    <w:p>
+      <w:pPr>
+        <w:pStyle w:val="Normal"/>
+      </w:pPr>
+      <w:r>
+        <w:t xml:space="preserve">How calculated: Calculated from species crown-overlap weights and phylogenetic distances.</w:t>
+      </w:r>
+    </w:p>
+    <w:p>
+      <w:pPr>
+        <w:pStyle w:val="Titre2"/>
+      </w:pPr>
+      <w:r>
+        <w:t xml:space="preserve">phy_afaith - Abundance-weighted Faith's phylogenetic diversity.</w:t>
+      </w:r>
+    </w:p>
+    <w:p>
+      <w:pPr>
+        <w:pStyle w:val="Normal"/>
+      </w:pPr>
+      <w:r>
+        <w:t xml:space="preserve">How calculated: Calculated by weighting phylogenetic branch lengths by species crown-overlap values.</w:t>
+      </w:r>
+    </w:p>
+    <w:p>
+      <w:pPr>
+        <w:pStyle w:val="Titre1"/>
+      </w:pPr>
+      <w:r>
+        <w:t xml:space="preserve">Spectral Heterogeneity Columns</w:t>
+      </w:r>
+    </w:p>
+    <w:p>
+      <w:pPr>
+        <w:pStyle w:val="Titre2"/>
+      </w:pPr>
+      <w:r>
+        <w:t xml:space="preserve">spec_sa - Spectral angle entropy mean.</w:t>
+      </w:r>
+    </w:p>
+    <w:p>
+      <w:pPr>
+        <w:pStyle w:val="Normal"/>
+      </w:pPr>
+      <w:r>
+        <w:t xml:space="preserve">How calculated: Primary entropy mean from sunlit, shadow-masked smoothed 5 nm spectra; for most quadrats this is the mean of 70 bootstrap iterations using up to 5,000 retained pixels, while the small exact subset uses all retained pixel pairs.</w:t>
+      </w:r>
+    </w:p>
+    <w:p>
+      <w:pPr>
+        <w:pStyle w:val="Titre2"/>
+      </w:pPr>
+      <w:r>
+        <w:t xml:space="preserve">spec_pca_mean - Mean PCA-space spectral distance.</w:t>
+      </w:r>
+    </w:p>
+    <w:p>
+      <w:pPr>
+        <w:pStyle w:val="Normal"/>
+      </w:pPr>
+      <w:r>
+        <w:t xml:space="preserve">How calculated: Mean Euclidean distance of retained pixels from the quadrat centroid in global PC1-PC3 spectral space.</w:t>
+      </w:r>
+    </w:p>
+    <w:p>
+      <w:pPr>
+        <w:pStyle w:val="Titre2"/>
+      </w:pPr>
+      <w:r>
+        <w:t xml:space="preserve">spec_pca_med - Median PCA-space spectral distance.</w:t>
+      </w:r>
+    </w:p>
+    <w:p>
+      <w:pPr>
+        <w:pStyle w:val="Normal"/>
+      </w:pPr>
+      <w:r>
+        <w:t xml:space="preserve">How calculated: Median Euclidean distance of retained pixels from the quadrat centroid in global PC1-PC3 spectral space.</w:t>
+      </w:r>
+    </w:p>
+    <w:p>
+      <w:pPr>
+        <w:pStyle w:val="Titre2"/>
+      </w:pPr>
+      <w:r>
+        <w:t xml:space="preserve">spec_pca_sd - Standard deviation of PCA-space spectral distances.</w:t>
+      </w:r>
+    </w:p>
+    <w:p>
+      <w:pPr>
+        <w:pStyle w:val="Normal"/>
+      </w:pPr>
+      <w:r>
+        <w:t xml:space="preserve">How calculated: Standard deviation of Euclidean distances of retained pixels from the quadrat centroid in global PC1-PC3 spectral space.</w:t>
+      </w:r>
+    </w:p>
+    <w:p>
+      <w:pPr>
+        <w:pStyle w:val="Titre2"/>
+      </w:pPr>
+      <w:r>
+        <w:t xml:space="preserve">spec_rao_q - Rao's Q in spectral PCA space.</w:t>
+      </w:r>
+    </w:p>
+    <w:p>
+      <w:pPr>
+        <w:pStyle w:val="Normal"/>
+      </w:pPr>
+      <w:r>
+        <w:t xml:space="preserve">How calculated: Calculated with equal pixel weights and squared Euclidean distance in global PC1-PC3 space.</w:t>
+      </w:r>
+    </w:p>
+    <w:p>
+      <w:pPr>
+        <w:pStyle w:val="Titre2"/>
+      </w:pPr>
+      <w:r>
+        <w:t xml:space="preserve">spec_alpha - Alpha-hull area in PC1-PC2 space.</w:t>
+      </w:r>
+    </w:p>
+    <w:p>
+      <w:pPr>
+        <w:pStyle w:val="Normal"/>
+      </w:pPr>
+      <w:r>
+        <w:t xml:space="preserve">How calculated: Calculated as alpha-hull area in global PC1-PC2 spectral space.</w:t>
+      </w:r>
+    </w:p>
+    <w:p>
+      <w:pPr>
+        <w:pStyle w:val="Titre2"/>
+      </w:pPr>
+      <w:r>
+        <w:t xml:space="preserve">spec_convex - Convex-hull area in PC1-PC2 space.</w:t>
+      </w:r>
+    </w:p>
+    <w:p>
+      <w:pPr>
+        <w:pStyle w:val="Normal"/>
+      </w:pPr>
+      <w:r>
+        <w:t xml:space="preserve">How calculated: Calculated as convex-hull area in global PC1-PC2 spectral space.</w:t>
+      </w:r>
+    </w:p>
+    <w:p>
+      <w:pPr>
+        <w:pStyle w:val="Titre2"/>
+      </w:pPr>
+      <w:r>
+        <w:t xml:space="preserve">spec_hull3d_v - Convex-hull volume in PC1-PC3 space.</w:t>
+      </w:r>
+    </w:p>
+    <w:p>
+      <w:pPr>
+        <w:pStyle w:val="Normal"/>
+      </w:pPr>
+      <w:r>
+        <w:t xml:space="preserve">How calculated: Calculated as convex-hull volume in global PC1-PC3 spectral space.</w:t>
+      </w:r>
+    </w:p>
+    <w:p>
+      <w:pPr>
+        <w:pStyle w:val="Titre2"/>
+      </w:pPr>
+      <w:r>
+        <w:t xml:space="preserve">spec_hull3d_a - Convex-hull surface area in PC1-PC3 space.</w:t>
+      </w:r>
+    </w:p>
+    <w:p>
+      <w:pPr>
+        <w:pStyle w:val="Normal"/>
+      </w:pPr>
+      <w:r>
+        <w:t xml:space="preserve">How calculated: Calculated as convex-hull surface area in global PC1-PC3 spectral space.</w:t>
+      </w:r>
+    </w:p>
+    <w:p>
+      <w:pPr>
+        <w:pStyle w:val="Titre1"/>
+      </w:pPr>
+      <w:r>
+        <w:t xml:space="preserve">Environmental and Topographic Columns</w:t>
+      </w:r>
+    </w:p>
+    <w:p>
+      <w:pPr>
+        <w:pStyle w:val="Titre2"/>
+      </w:pPr>
+      <w:r>
+        <w:t xml:space="preserve">env_elev - Mean elevation.</w:t>
+      </w:r>
+    </w:p>
+    <w:p>
+      <w:pPr>
+        <w:pStyle w:val="Normal"/>
+      </w:pPr>
+      <w:r>
+        <w:t xml:space="preserve">How calculated: Mean DTM elevation within each quadrat, in meters.</w:t>
+      </w:r>
+    </w:p>
+    <w:p>
+      <w:pPr>
+        <w:pStyle w:val="Titre2"/>
+      </w:pPr>
+      <w:r>
+        <w:t xml:space="preserve">env_tri5 - Mean fine-window topographic roughness.</w:t>
+      </w:r>
+    </w:p>
+    <w:p>
+      <w:pPr>
+        <w:pStyle w:val="Normal"/>
+      </w:pPr>
+      <w:r>
+        <w:t xml:space="preserve">How calculated: Mean Riley topographic roughness index from a 5x5 DTM moving window.</w:t>
+      </w:r>
+    </w:p>
+    <w:p>
+      <w:pPr>
+        <w:pStyle w:val="Titre2"/>
+      </w:pPr>
+      <w:r>
+        <w:t xml:space="preserve">env_tri11 - Mean medium-window topographic roughness.</w:t>
+      </w:r>
+    </w:p>
+    <w:p>
+      <w:pPr>
+        <w:pStyle w:val="Normal"/>
+      </w:pPr>
+      <w:r>
+        <w:t xml:space="preserve">How calculated: Mean Riley topographic roughness index from an 11x11 DTM moving window.</w:t>
+      </w:r>
+    </w:p>
+    <w:p>
+      <w:pPr>
+        <w:pStyle w:val="Titre2"/>
+      </w:pPr>
+      <w:r>
+        <w:t xml:space="preserve">env_tri21 - Mean broad-window topographic roughness.</w:t>
+      </w:r>
+    </w:p>
+    <w:p>
+      <w:pPr>
+        <w:pStyle w:val="Normal"/>
+      </w:pPr>
+      <w:r>
+        <w:t xml:space="preserve">How calculated: Mean Riley topographic roughness index from a 21x21 DTM moving window.</w:t>
+      </w:r>
+    </w:p>
+    <w:p>
+      <w:pPr>
+        <w:pStyle w:val="Titre1"/>
+      </w:pPr>
+      <w:r>
+        <w:t xml:space="preserve">Validation Snapshot</w:t>
+      </w:r>
+    </w:p>
+    <w:p>
+      <w:pPr>
+        <w:pStyle w:val="Normal"/>
+      </w:pPr>
+      <w:r>
+        <w:t xml:space="preserve">- 10 m: 2,000 rows, 24 columns, 0 duplicate quad IDs, 97 missing spec_sa values, 256 missing spec_pca_mean values, and 0 missing elevation values.</w:t>
+      </w:r>
+    </w:p>
+    <w:p>
+      <w:pPr>
+        <w:pStyle w:val="Normal"/>
+      </w:pPr>
+      <w:r>
+        <w:t xml:space="preserve">- 20 m: 500 rows, 24 columns, 0 duplicate quad IDs, 15 missing spec_sa values, 64 missing spec_pca_mean values, and 0 missing elevation values.</w:t>
+      </w:r>
+    </w:p>
+    <w:p>
+      <w:pPr>
+        <w:pStyle w:val="Normal"/>
+      </w:pPr>
+      <w:r>
+        <w:t xml:space="preserve">- 50 m: 80 rows, 24 columns, 0 duplicate quad IDs, 0 missing spec_sa values, 6 missing spec_pca_mean values, and 0 missing elevation values.</w:t>
+      </w:r>
+    </w:p>
+    <w:p>
+      <w:pPr>
+        <w:pStyle w:val="Normal"/>
+      </w:pPr>
+      <w:r>
+        <w:t xml:space="preserve">- No per-species composition columns or metadata-style processing columns were detected in the regenerated CSVs.</w:t>
+      </w:r>
+    </w:p>
+    <w:p>
+      <w:pPr>
+        <w:pStyle w:val="Titre1"/>
+      </w:pPr>
+      <w:r>
+        <w:t xml:space="preserve">Source Files</w:t>
+      </w:r>
+    </w:p>
+    <w:p>
+      <w:pPr>
+        <w:pStyle w:val="Normal"/>
+      </w:pPr>
+      <w:r>
+        <w:t xml:space="preserve">- Spectral heterogeneity: Quad_Values/Spectral_diversitySHPs/spectral_heterogeneity_*_smooth_masked_5nm_summary.csv</w:t>
+      </w:r>
+    </w:p>
+    <w:p>
+      <w:pPr>
+        <w:pStyle w:val="Normal"/>
+      </w:pPr>
+      <w:r>
+        <w:t xml:space="preserve">- Species and phylogenetic diversity: Quad_Values/Diversity_SHPs/plant_diversity_*m.csv</w:t>
+      </w:r>
+    </w:p>
+    <w:p>
+      <w:pPr>
+        <w:pStyle w:val="Normal"/>
+      </w:pPr>
+      <w:r>
+        <w:t xml:space="preserve">- Environmental/topographic values: Quad_Values/Enviro_SHPs/enviro_variables_*m.csv</w:t>
+      </w:r>
+    </w:p>
+    <w:p>
+      <w:pPr>
+        <w:pStyle w:val="Normal"/>
+      </w:pPr>
+      <w:r>
+        <w:t xml:space="preserve">- Reproducible join script: scripts/3_Analysis/combine_quadrat_analysis_tables.R</w:t>
+      </w:r>
     </w:p>
     <w:sectPr>
       <w:type w:val="continuous"/>
@@ -798,8 +637,32 @@
 </w:document>
 </file>
 
+<file path=word/comments.xml><?xml version="1.0" encoding="utf-8"?>
+<w:comments xmlns:wpc="http://schemas.microsoft.com/office/word/2010/wordprocessingCanvas" xmlns:mo="http://schemas.microsoft.com/office/mac/office/2008/main" xmlns:mc="http://schemas.openxmlformats.org/markup-compatibility/2006" xmlns:mv="urn:schemas-microsoft-com:mac:vml" xmlns:o="urn:schemas-microsoft-com:office:office" xmlns:r="http://schemas.openxmlformats.org/officeDocument/2006/relationships" xmlns:m="http://schemas.openxmlformats.org/officeDocument/2006/math" xmlns:v="urn:schemas-microsoft-com:vml" xmlns:wp14="http://schemas.microsoft.com/office/word/2010/wordprocessingDrawing" xmlns:wp="http://schemas.openxmlformats.org/drawingml/2006/wordprocessingDrawing" xmlns:w10="urn:schemas-microsoft-com:office:word" xmlns:w="http://schemas.openxmlformats.org/wordprocessingml/2006/main" xmlns:w14="http://schemas.microsoft.com/office/word/2010/wordml" xmlns:wpg="http://schemas.microsoft.com/office/word/2010/wordprocessingGroup" xmlns:wpi="http://schemas.microsoft.com/office/word/2010/wordprocessingInk" xmlns:wne="http://schemas.microsoft.com/office/word/2006/wordml" xmlns:wps="http://schemas.microsoft.com/office/word/2010/wordprocessingShape" mc:Ignorable="w14 wp14">
+</w:comments>
+</file>
+
+<file path=word/footnotes.xml><?xml version="1.0" encoding="utf-8"?>
+<w:footnotes xmlns:wpc="http://schemas.microsoft.com/office/word/2010/wordprocessingCanvas" xmlns:mo="http://schemas.microsoft.com/office/mac/office/2008/main" xmlns:mc="http://schemas.openxmlformats.org/markup-compatibility/2006" xmlns:mv="urn:schemas-microsoft-com:mac:vml" xmlns:o="urn:schemas-microsoft-com:office:office" xmlns:r="http://schemas.openxmlformats.org/officeDocument/2006/relationships" xmlns:m="http://schemas.openxmlformats.org/officeDocument/2006/math" xmlns:v="urn:schemas-microsoft-com:vml" xmlns:wp14="http://schemas.microsoft.com/office/word/2010/wordprocessingDrawing" xmlns:wp="http://schemas.openxmlformats.org/drawingml/2006/wordprocessingDrawing" xmlns:w10="urn:schemas-microsoft-com:office:word" xmlns:w="http://schemas.openxmlformats.org/wordprocessingml/2006/main" xmlns:w14="http://schemas.microsoft.com/office/word/2010/wordml" xmlns:wpg="http://schemas.microsoft.com/office/word/2010/wordprocessingGroup" xmlns:wpi="http://schemas.microsoft.com/office/word/2010/wordprocessingInk" xmlns:wne="http://schemas.microsoft.com/office/word/2006/wordml" xmlns:wps="http://schemas.microsoft.com/office/word/2010/wordprocessingShape" mc:Ignorable="w14 wp14">
+  <w:footnote w:type="separator" w:id="-1">
+    <w:p>
+      <w:r>
+        <w:separator/>
+      </w:r>
+    </w:p>
+  </w:footnote>
+  <w:footnote w:type="continuationSeparator" w:id="0">
+    <w:p>
+      <w:r>
+        <w:continuationSeparator/>
+      </w:r>
+    </w:p>
+  </w:footnote>
+</w:footnotes>
+</file>
+
 <file path=word/numbering.xml><?xml version="1.0" encoding="utf-8"?>
-<w:numbering xmlns:wpc="http://schemas.microsoft.com/office/word/2010/wordprocessingCanvas" xmlns:cx="http://schemas.microsoft.com/office/drawing/2014/chartex" xmlns:cx1="http://schemas.microsoft.com/office/drawing/2015/9/8/chartex" xmlns:cx2="http://schemas.microsoft.com/office/drawing/2015/10/21/chartex" xmlns:cx3="http://schemas.microsoft.com/office/drawing/2016/5/9/chartex" xmlns:cx4="http://schemas.microsoft.com/office/drawing/2016/5/10/chartex" xmlns:cx5="http://schemas.microsoft.com/office/drawing/2016/5/11/chartex" xmlns:cx6="http://schemas.microsoft.com/office/drawing/2016/5/12/chartex" xmlns:cx7="http://schemas.microsoft.com/office/drawing/2016/5/13/chartex" xmlns:cx8="http://schemas.microsoft.com/office/drawing/2016/5/14/chartex" xmlns:mc="http://schemas.openxmlformats.org/markup-compatibility/2006" xmlns:aink="http://schemas.microsoft.com/office/drawing/2016/ink" xmlns:am3d="http://schemas.microsoft.com/office/drawing/2017/model3d" xmlns:o="urn:schemas-microsoft-com:office:office" xmlns:r="http://schemas.openxmlformats.org/officeDocument/2006/relationships" xmlns:m="http://schemas.openxmlformats.org/officeDocument/2006/math" xmlns:v="urn:schemas-microsoft-com:vml" xmlns:wp14="http://schemas.microsoft.com/office/word/2010/wordprocessingDrawing" xmlns:wp="http://schemas.openxmlformats.org/drawingml/2006/wordprocessingDrawing" xmlns:w10="urn:schemas-microsoft-com:office:word" xmlns:w="http://schemas.openxmlformats.org/wordprocessingml/2006/main" xmlns:w14="http://schemas.microsoft.com/office/word/2010/wordml" xmlns:w15="http://schemas.microsoft.com/office/word/2012/wordml" xmlns:w16cid="http://schemas.microsoft.com/office/word/2016/wordml/cid" xmlns:w16se="http://schemas.microsoft.com/office/word/2015/wordml/symex" xmlns:wpg="http://schemas.microsoft.com/office/word/2010/wordprocessingGroup" xmlns:wpi="http://schemas.microsoft.com/office/word/2010/wordprocessingInk" xmlns:wne="http://schemas.microsoft.com/office/word/2006/wordml" xmlns:wps="http://schemas.microsoft.com/office/word/2010/wordprocessingShape" mc:Ignorable="w14 w15 w16se w16cid wp14">
+<w:numbering xmlns:wpc="http://schemas.microsoft.com/office/word/2010/wordprocessingCanvas" xmlns:cx="http://schemas.microsoft.com/office/drawing/2014/chartex" xmlns:cx1="http://schemas.microsoft.com/office/drawing/2015/9/8/chartex" xmlns:cx2="http://schemas.microsoft.com/office/drawing/2015/10/21/chartex" xmlns:cx3="http://schemas.microsoft.com/office/drawing/2016/5/9/chartex" xmlns:cx4="http://schemas.microsoft.com/office/drawing/2016/5/10/chartex" xmlns:cx5="http://schemas.microsoft.com/office/drawing/2016/5/11/chartex" xmlns:cx6="http://schemas.microsoft.com/office/drawing/2016/5/12/chartex" xmlns:cx7="http://schemas.microsoft.com/office/drawing/2016/5/13/chartex" xmlns:cx8="http://schemas.microsoft.com/office/drawing/2016/5/14/chartex" xmlns:mc="http://schemas.openxmlformats.org/markup-compatibility/2006" xmlns:aink="http://schemas.microsoft.com/office/drawing/2016/ink" xmlns:am3d="http://schemas.microsoft.com/office/drawing/2017/model3d" xmlns:o="urn:schemas-microsoft-com:office:office" xmlns:r="http://schemas.openxmlformats.org/officeDocument/2006/relationships" xmlns:m="http://schemas.openxmlformats.org/officeDocument/2006/math" xmlns:v="urn:schemas-microsoft-com:vml" xmlns:wp14="http://schemas.microsoft.com/office/word/2010/wordprocessingDrawing" xmlns:wp="http://schemas.openxmlformats.org/drawingml/2006/wordprocessingDrawing" xmlns:w10="urn:schemas-microsoft-com:office:word" xmlns:w="http://schemas.openxmlformats.org/wordprocessingml/2006/main" xmlns:w14="http://schemas.microsoft.com/office/word/2010/wordml" xmlns:w15="http://schemas.microsoft.com/office/word/2012/wordml" xmlns:w16cex="http://schemas.microsoft.com/office/word/2018/wordml/cex" xmlns:w16cid="http://schemas.microsoft.com/office/word/2016/wordml/cid" xmlns:w16="http://schemas.microsoft.com/office/word/2018/wordml" xmlns:w16se="http://schemas.microsoft.com/office/word/2015/wordml/symex" xmlns:wpg="http://schemas.microsoft.com/office/word/2010/wordprocessingGroup" xmlns:wpi="http://schemas.microsoft.com/office/word/2010/wordprocessingInk" xmlns:wne="http://schemas.microsoft.com/office/word/2006/wordml" xmlns:wps="http://schemas.microsoft.com/office/word/2010/wordprocessingShape" mc:Ignorable="w14 w15 w16se w16cid w16 w16cex wp14">
   <w:abstractNum w:abstractNumId="0" w15:restartNumberingAfterBreak="0">
     <w:nsid w:val="07E925FD"/>
     <w:multiLevelType w:val="multilevel"/>
@@ -807,7 +670,7 @@
     <w:lvl w:ilvl="0">
       <w:start w:val="1"/>
       <w:numFmt w:val="decimal"/>
-      <w:pStyle w:val="Heading1"/>
+      <w:pStyle w:val="Titre1"/>
       <w:lvlText w:val="%1."/>
       <w:lvlJc w:val="left"/>
       <w:pPr>
@@ -817,7 +680,7 @@
     <w:lvl w:ilvl="1">
       <w:start w:val="1"/>
       <w:numFmt w:val="decimal"/>
-      <w:pStyle w:val="Heading2"/>
+      <w:pStyle w:val="Titre2"/>
       <w:lvlText w:val="%1.%2."/>
       <w:lvlJc w:val="left"/>
       <w:pPr>
@@ -827,7 +690,7 @@
     <w:lvl w:ilvl="2">
       <w:start w:val="1"/>
       <w:numFmt w:val="decimal"/>
-      <w:pStyle w:val="Heading3"/>
+      <w:pStyle w:val="Titre3"/>
       <w:lvlText w:val="%1.%2.%3."/>
       <w:lvlJc w:val="left"/>
       <w:pPr>
@@ -1074,7 +937,7 @@
 </file>
 
 <file path=word/styles.xml><?xml version="1.0" encoding="utf-8"?>
-<w:styles xmlns:mc="http://schemas.openxmlformats.org/markup-compatibility/2006" xmlns:r="http://schemas.openxmlformats.org/officeDocument/2006/relationships" xmlns:w="http://schemas.openxmlformats.org/wordprocessingml/2006/main" xmlns:w14="http://schemas.microsoft.com/office/word/2010/wordml" xmlns:w15="http://schemas.microsoft.com/office/word/2012/wordml" xmlns:w16cid="http://schemas.microsoft.com/office/word/2016/wordml/cid" xmlns:w16se="http://schemas.microsoft.com/office/word/2015/wordml/symex" mc:Ignorable="w14 w15 w16se w16cid">
+<w:styles xmlns:mc="http://schemas.openxmlformats.org/markup-compatibility/2006" xmlns:r="http://schemas.openxmlformats.org/officeDocument/2006/relationships" xmlns:w="http://schemas.openxmlformats.org/wordprocessingml/2006/main" xmlns:w14="http://schemas.microsoft.com/office/word/2010/wordml" xmlns:w15="http://schemas.microsoft.com/office/word/2012/wordml" xmlns:w16cex="http://schemas.microsoft.com/office/word/2018/wordml/cex" xmlns:w16cid="http://schemas.microsoft.com/office/word/2016/wordml/cid" xmlns:w16="http://schemas.microsoft.com/office/word/2018/wordml" xmlns:w16se="http://schemas.microsoft.com/office/word/2015/wordml/symex" mc:Ignorable="w14 w15 w16se w16cid w16 w16cex">
   <w:docDefaults>
     <w:rPrDefault>
       <w:rPr>
@@ -1086,7 +949,7 @@
     </w:rPrDefault>
     <w:pPrDefault/>
   </w:docDefaults>
-  <w:latentStyles w:defLockedState="0" w:defUIPriority="99" w:defSemiHidden="0" w:defUnhideWhenUsed="0" w:defQFormat="0" w:count="375">
+  <w:latentStyles w:defLockedState="0" w:defUIPriority="99" w:defSemiHidden="0" w:defUnhideWhenUsed="0" w:defQFormat="0" w:count="376">
     <w:lsdException w:name="Normal" w:uiPriority="0" w:qFormat="1"/>
     <w:lsdException w:name="heading 1" w:uiPriority="9" w:qFormat="1"/>
     <w:lsdException w:name="heading 2" w:semiHidden="1" w:uiPriority="9" w:unhideWhenUsed="1" w:qFormat="1"/>
@@ -1453,16 +1316,17 @@
     <w:lsdException w:name="Smart Hyperlink" w:semiHidden="1" w:unhideWhenUsed="1"/>
     <w:lsdException w:name="Hashtag" w:semiHidden="1" w:unhideWhenUsed="1"/>
     <w:lsdException w:name="Unresolved Mention" w:semiHidden="1" w:unhideWhenUsed="1"/>
+    <w:lsdException w:name="Smart Link" w:semiHidden="1" w:unhideWhenUsed="1"/>
   </w:latentStyles>
   <w:style w:type="paragraph" w:default="1" w:styleId="Normal">
     <w:name w:val="Normal"/>
     <w:qFormat/>
   </w:style>
-  <w:style w:type="paragraph" w:styleId="Heading1">
+  <w:style w:type="paragraph" w:styleId="Titre1">
     <w:name w:val="heading 1"/>
     <w:basedOn w:val="Normal"/>
     <w:next w:val="Normal"/>
-    <w:link w:val="Heading1Char"/>
+    <w:link w:val="Titre1Car"/>
     <w:uiPriority w:val="9"/>
     <w:qFormat/>
     <w:rsid w:val="00362E65"/>
@@ -1486,11 +1350,11 @@
       <w:szCs w:val="32"/>
     </w:rPr>
   </w:style>
-  <w:style w:type="paragraph" w:styleId="Heading2">
+  <w:style w:type="paragraph" w:styleId="Titre2">
     <w:name w:val="heading 2"/>
     <w:basedOn w:val="Normal"/>
     <w:next w:val="Normal"/>
-    <w:link w:val="Heading2Char"/>
+    <w:link w:val="Titre2Car"/>
     <w:uiPriority w:val="9"/>
     <w:semiHidden/>
     <w:unhideWhenUsed/>
@@ -1514,11 +1378,11 @@
       <w:szCs w:val="26"/>
     </w:rPr>
   </w:style>
-  <w:style w:type="paragraph" w:styleId="Heading3">
+  <w:style w:type="paragraph" w:styleId="Titre3">
     <w:name w:val="heading 3"/>
     <w:basedOn w:val="Normal"/>
     <w:next w:val="Normal"/>
-    <w:link w:val="Heading3Char"/>
+    <w:link w:val="Titre3Car"/>
     <w:uiPriority w:val="9"/>
     <w:semiHidden/>
     <w:unhideWhenUsed/>
@@ -1540,13 +1404,13 @@
       <w:bCs/>
     </w:rPr>
   </w:style>
-  <w:style w:type="character" w:default="1" w:styleId="DefaultParagraphFont">
+  <w:style w:type="character" w:default="1" w:styleId="Policepardfaut">
     <w:name w:val="Default Paragraph Font"/>
     <w:uiPriority w:val="1"/>
     <w:semiHidden/>
     <w:unhideWhenUsed/>
   </w:style>
-  <w:style w:type="table" w:default="1" w:styleId="TableNormal">
+  <w:style w:type="table" w:default="1" w:styleId="TableauNormal">
     <w:name w:val="Normal Table"/>
     <w:uiPriority w:val="99"/>
     <w:semiHidden/>
@@ -1561,15 +1425,15 @@
       </w:tblCellMar>
     </w:tblPr>
   </w:style>
-  <w:style w:type="numbering" w:default="1" w:styleId="NoList">
+  <w:style w:type="numbering" w:default="1" w:styleId="Aucuneliste">
     <w:name w:val="No List"/>
     <w:uiPriority w:val="99"/>
     <w:semiHidden/>
     <w:unhideWhenUsed/>
   </w:style>
-  <w:style w:type="character" w:customStyle="1" w:styleId="Strong1">
-    <w:name w:val="Strong1"/>
-    <w:basedOn w:val="DefaultParagraphFont"/>
+  <w:style w:type="character" w:customStyle="1" w:styleId="strong">
+    <w:name w:val="strong"/>
+    <w:basedOn w:val="Policepardfaut"/>
     <w:uiPriority w:val="1"/>
     <w:qFormat/>
     <w:rsid w:val="007B3E96"/>
@@ -1588,7 +1452,7 @@
   </w:style>
   <w:style w:type="table" w:customStyle="1" w:styleId="tabletemplate">
     <w:name w:val="table_template"/>
-    <w:basedOn w:val="TableNormal"/>
+    <w:basedOn w:val="TableauNormal"/>
     <w:uiPriority w:val="59"/>
     <w:rsid w:val="00F12158"/>
     <w:pPr>
@@ -1624,9 +1488,9 @@
       </w:tcPr>
     </w:tblStylePr>
   </w:style>
-  <w:style w:type="table" w:styleId="LightList-Accent2">
+  <w:style w:type="table" w:styleId="Listeclaire-Accent2">
     <w:name w:val="Light List Accent 2"/>
-    <w:basedOn w:val="TableNormal"/>
+    <w:basedOn w:val="TableauNormal"/>
     <w:uiPriority w:val="61"/>
     <w:rsid w:val="00FC557F"/>
     <w:tblPr>
@@ -1706,10 +1570,10 @@
       </w:tcPr>
     </w:tblStylePr>
   </w:style>
-  <w:style w:type="character" w:customStyle="1" w:styleId="Heading1Char">
-    <w:name w:val="Heading 1 Char"/>
-    <w:basedOn w:val="DefaultParagraphFont"/>
-    <w:link w:val="Heading1"/>
+  <w:style w:type="character" w:customStyle="1" w:styleId="Titre1Car">
+    <w:name w:val="Titre 1 Car"/>
+    <w:basedOn w:val="Policepardfaut"/>
+    <w:link w:val="Titre1"/>
     <w:uiPriority w:val="9"/>
     <w:rsid w:val="00362E65"/>
     <w:rPr>
@@ -1720,10 +1584,10 @@
       <w:szCs w:val="32"/>
     </w:rPr>
   </w:style>
-  <w:style w:type="character" w:customStyle="1" w:styleId="Heading2Char">
-    <w:name w:val="Heading 2 Char"/>
-    <w:basedOn w:val="DefaultParagraphFont"/>
-    <w:link w:val="Heading2"/>
+  <w:style w:type="character" w:customStyle="1" w:styleId="Titre2Car">
+    <w:name w:val="Titre 2 Car"/>
+    <w:basedOn w:val="Policepardfaut"/>
+    <w:link w:val="Titre2"/>
     <w:uiPriority w:val="9"/>
     <w:semiHidden/>
     <w:rsid w:val="00362E65"/>
@@ -1735,10 +1599,10 @@
       <w:szCs w:val="26"/>
     </w:rPr>
   </w:style>
-  <w:style w:type="character" w:customStyle="1" w:styleId="Heading3Char">
-    <w:name w:val="Heading 3 Char"/>
-    <w:basedOn w:val="DefaultParagraphFont"/>
-    <w:link w:val="Heading3"/>
+  <w:style w:type="character" w:customStyle="1" w:styleId="Titre3Car">
+    <w:name w:val="Titre 3 Car"/>
+    <w:basedOn w:val="Policepardfaut"/>
+    <w:link w:val="Titre3"/>
     <w:uiPriority w:val="9"/>
     <w:semiHidden/>
     <w:rsid w:val="00362E65"/>
@@ -1767,9 +1631,9 @@
     <w:qFormat/>
     <w:rsid w:val="00AE18EF"/>
   </w:style>
-  <w:style w:type="table" w:styleId="TableProfessional">
+  <w:style w:type="table" w:styleId="Tableauprofessionnel">
     <w:name w:val="Table Professional"/>
-    <w:basedOn w:val="TableNormal"/>
+    <w:basedOn w:val="TableauNormal"/>
     <w:uiPriority w:val="99"/>
     <w:semiHidden/>
     <w:unhideWhenUsed/>
@@ -1799,7 +1663,7 @@
       </w:tcPr>
     </w:tblStylePr>
   </w:style>
-  <w:style w:type="paragraph" w:styleId="TOC1">
+  <w:style w:type="paragraph" w:styleId="TM1">
     <w:name w:val="toc 1"/>
     <w:basedOn w:val="Normal"/>
     <w:next w:val="Normal"/>
@@ -1811,7 +1675,7 @@
       <w:spacing w:after="100"/>
     </w:pPr>
   </w:style>
-  <w:style w:type="paragraph" w:styleId="TOC2">
+  <w:style w:type="paragraph" w:styleId="TM2">
     <w:name w:val="toc 2"/>
     <w:basedOn w:val="Normal"/>
     <w:next w:val="Normal"/>
@@ -1824,10 +1688,10 @@
       <w:ind w:left="240"/>
     </w:pPr>
   </w:style>
-  <w:style w:type="paragraph" w:styleId="BalloonText">
+  <w:style w:type="paragraph" w:styleId="Textedebulles">
     <w:name w:val="Balloon Text"/>
     <w:basedOn w:val="Normal"/>
-    <w:link w:val="BalloonTextChar"/>
+    <w:link w:val="TextedebullesCar"/>
     <w:uiPriority w:val="99"/>
     <w:semiHidden/>
     <w:unhideWhenUsed/>
@@ -1838,10 +1702,10 @@
       <w:szCs w:val="18"/>
     </w:rPr>
   </w:style>
-  <w:style w:type="character" w:customStyle="1" w:styleId="BalloonTextChar">
-    <w:name w:val="Balloon Text Char"/>
-    <w:basedOn w:val="DefaultParagraphFont"/>
-    <w:link w:val="BalloonText"/>
+  <w:style w:type="character" w:customStyle="1" w:styleId="TextedebullesCar">
+    <w:name w:val="Texte de bulles Car"/>
+    <w:basedOn w:val="Policepardfaut"/>
+    <w:link w:val="Textedebulles"/>
     <w:uiPriority w:val="99"/>
     <w:semiHidden/>
     <w:rsid w:val="00FB63E7"/>
@@ -1853,7 +1717,7 @@
   </w:style>
   <w:style w:type="character" w:customStyle="1" w:styleId="referenceid">
     <w:name w:val="reference_id"/>
-    <w:basedOn w:val="DefaultParagraphFont"/>
+    <w:basedOn w:val="Policepardfaut"/>
     <w:uiPriority w:val="1"/>
     <w:rsid w:val="00457CF1"/>
     <w:rPr>

--- a/combined_quadrat_variable_guide.docx
+++ b/combined_quadrat_variable_guide.docx
@@ -39,7 +39,7 @@
         <w:pStyle w:val="Normal"/>
       </w:pPr>
       <w:r>
-        <w:t xml:space="preserve">Each CSV contains one row per quadrat and 24 value columns. The tables retain identifiers, quadrat center coordinates, species diversity summaries, phylogenetic diversity summaries, spectral heterogeneity metrics, and environmental/topographic metrics.</w:t>
+        <w:t xml:space="preserve">Each CSV contains one row per quadrat and 32 value columns. The tables retain identifiers, quadrat center coordinates, species diversity summaries, phylogenetic diversity summaries, spectral heterogeneity metrics, standardized_PCA spectral heterogeneity metrics, and environmental/topographic metrics.</w:t>
       </w:r>
     </w:p>
     <w:p>
@@ -476,6 +476,134 @@
     </w:p>
     <w:p>
       <w:pPr>
+        <w:pStyle w:val="Titre2"/>
+      </w:pPr>
+      <w:r>
+        <w:t xml:space="preserve">spec_spca_mean - Mean standardized_PCA-space spectral distance.</w:t>
+      </w:r>
+    </w:p>
+    <w:p>
+      <w:pPr>
+        <w:pStyle w:val="Normal"/>
+      </w:pPr>
+      <w:r>
+        <w:t xml:space="preserve">How calculated: Mean Euclidean distance of retained vector-normalized spectra from the quadrat centroid in standardized_PCA PC1-PC3 spectral space.</w:t>
+      </w:r>
+    </w:p>
+    <w:p>
+      <w:pPr>
+        <w:pStyle w:val="Titre2"/>
+      </w:pPr>
+      <w:r>
+        <w:t xml:space="preserve">spec_spca_med - Median standardized_PCA-space spectral distance.</w:t>
+      </w:r>
+    </w:p>
+    <w:p>
+      <w:pPr>
+        <w:pStyle w:val="Normal"/>
+      </w:pPr>
+      <w:r>
+        <w:t xml:space="preserve">How calculated: Median Euclidean distance of retained vector-normalized spectra from the quadrat centroid in standardized_PCA PC1-PC3 spectral space.</w:t>
+      </w:r>
+    </w:p>
+    <w:p>
+      <w:pPr>
+        <w:pStyle w:val="Titre2"/>
+      </w:pPr>
+      <w:r>
+        <w:t xml:space="preserve">spec_spca_sd - Standard deviation of standardized_PCA-space spectral distances.</w:t>
+      </w:r>
+    </w:p>
+    <w:p>
+      <w:pPr>
+        <w:pStyle w:val="Normal"/>
+      </w:pPr>
+      <w:r>
+        <w:t xml:space="preserve">How calculated: Standard deviation of Euclidean distances of retained vector-normalized spectra from the quadrat centroid in standardized_PCA PC1-PC3 spectral space.</w:t>
+      </w:r>
+    </w:p>
+    <w:p>
+      <w:pPr>
+        <w:pStyle w:val="Titre2"/>
+      </w:pPr>
+      <w:r>
+        <w:t xml:space="preserve">spec_spca_rao - Rao's Q in standardized_PCA spectral space.</w:t>
+      </w:r>
+    </w:p>
+    <w:p>
+      <w:pPr>
+        <w:pStyle w:val="Normal"/>
+      </w:pPr>
+      <w:r>
+        <w:t xml:space="preserve">How calculated: Calculated with equal pixel weights and squared Euclidean distance in standardized_PCA PC1-PC3 space.</w:t>
+      </w:r>
+    </w:p>
+    <w:p>
+      <w:pPr>
+        <w:pStyle w:val="Titre2"/>
+      </w:pPr>
+      <w:r>
+        <w:t xml:space="preserve">spec_spca_alpha - Alpha-hull area in standardized_PCA PC1-PC2 space.</w:t>
+      </w:r>
+    </w:p>
+    <w:p>
+      <w:pPr>
+        <w:pStyle w:val="Normal"/>
+      </w:pPr>
+      <w:r>
+        <w:t xml:space="preserve">How calculated: Calculated as alpha-hull area in standardized_PCA PC1-PC2 spectral space.</w:t>
+      </w:r>
+    </w:p>
+    <w:p>
+      <w:pPr>
+        <w:pStyle w:val="Titre2"/>
+      </w:pPr>
+      <w:r>
+        <w:t xml:space="preserve">spec_spca_convex - Convex-hull area in standardized_PCA PC1-PC2 space.</w:t>
+      </w:r>
+    </w:p>
+    <w:p>
+      <w:pPr>
+        <w:pStyle w:val="Normal"/>
+      </w:pPr>
+      <w:r>
+        <w:t xml:space="preserve">How calculated: Calculated as convex-hull area in standardized_PCA PC1-PC2 spectral space.</w:t>
+      </w:r>
+    </w:p>
+    <w:p>
+      <w:pPr>
+        <w:pStyle w:val="Titre2"/>
+      </w:pPr>
+      <w:r>
+        <w:t xml:space="preserve">spec_spca_hull3d_v - Convex-hull volume in standardized_PCA PC1-PC3 space.</w:t>
+      </w:r>
+    </w:p>
+    <w:p>
+      <w:pPr>
+        <w:pStyle w:val="Normal"/>
+      </w:pPr>
+      <w:r>
+        <w:t xml:space="preserve">How calculated: Calculated as convex-hull volume in standardized_PCA PC1-PC3 spectral space.</w:t>
+      </w:r>
+    </w:p>
+    <w:p>
+      <w:pPr>
+        <w:pStyle w:val="Titre2"/>
+      </w:pPr>
+      <w:r>
+        <w:t xml:space="preserve">spec_spca_hull3d_a - Convex-hull surface area in standardized_PCA PC1-PC3 space.</w:t>
+      </w:r>
+    </w:p>
+    <w:p>
+      <w:pPr>
+        <w:pStyle w:val="Normal"/>
+      </w:pPr>
+      <w:r>
+        <w:t xml:space="preserve">How calculated: Calculated as convex-hull surface area in standardized_PCA PC1-PC3 spectral space.</w:t>
+      </w:r>
+    </w:p>
+    <w:p>
+      <w:pPr>
         <w:pStyle w:val="Titre1"/>
       </w:pPr>
       <w:r>
@@ -559,23 +687,23 @@
         <w:pStyle w:val="Normal"/>
       </w:pPr>
       <w:r>
-        <w:t xml:space="preserve">- 10 m: 2,000 rows, 24 columns, 0 duplicate quad IDs, 97 missing spec_sa values, 256 missing spec_pca_mean values, and 0 missing elevation values.</w:t>
-      </w:r>
-    </w:p>
-    <w:p>
-      <w:pPr>
-        <w:pStyle w:val="Normal"/>
-      </w:pPr>
-      <w:r>
-        <w:t xml:space="preserve">- 20 m: 500 rows, 24 columns, 0 duplicate quad IDs, 15 missing spec_sa values, 64 missing spec_pca_mean values, and 0 missing elevation values.</w:t>
-      </w:r>
-    </w:p>
-    <w:p>
-      <w:pPr>
-        <w:pStyle w:val="Normal"/>
-      </w:pPr>
-      <w:r>
-        <w:t xml:space="preserve">- 50 m: 80 rows, 24 columns, 0 duplicate quad IDs, 0 missing spec_sa values, 6 missing spec_pca_mean values, and 0 missing elevation values.</w:t>
+        <w:t xml:space="preserve">- 10 m: 2,000 rows, 32 columns, 0 duplicate quad IDs, 97 missing spec_sa values, 256 missing spec_pca_mean values, and 0 missing elevation values.</w:t>
+      </w:r>
+    </w:p>
+    <w:p>
+      <w:pPr>
+        <w:pStyle w:val="Normal"/>
+      </w:pPr>
+      <w:r>
+        <w:t xml:space="preserve">- 20 m: 500 rows, 32 columns, 0 duplicate quad IDs, 15 missing spec_sa values, 64 missing spec_pca_mean values, and 0 missing elevation values.</w:t>
+      </w:r>
+    </w:p>
+    <w:p>
+      <w:pPr>
+        <w:pStyle w:val="Normal"/>
+      </w:pPr>
+      <w:r>
+        <w:t xml:space="preserve">- 50 m: 80 rows, 32 columns, 0 duplicate quad IDs, 0 missing spec_sa values, 6 missing spec_pca_mean values, and 0 missing elevation values.</w:t>
       </w:r>
     </w:p>
     <w:p>
